--- a/practice/subject/math.docx
+++ b/practice/subject/math.docx
@@ -9,6 +9,13 @@
           <w:lang w:eastAsia="zh-CN"/>
         </w:rPr>
       </w:pPr>
+      <w:r>
+        <w:rPr>
+          <w:rFonts w:hint="eastAsia"/>
+          <w:lang w:val="en-US" w:eastAsia="zh-CN"/>
+        </w:rPr>
+        <w:t>7.11</w:t>
+      </w:r>
       <w:r>
         <w:rPr>
           <w:rFonts w:hint="eastAsia" w:eastAsiaTheme="minorEastAsia"/>
@@ -52,7 +59,129 @@
           </wp:inline>
         </w:drawing>
       </w:r>
+    </w:p>
+    <w:p>
+      <w:pPr>
+        <w:rPr>
+          <w:rFonts w:hint="eastAsia" w:eastAsiaTheme="minorEastAsia"/>
+          <w:lang w:eastAsia="zh-CN"/>
+        </w:rPr>
+      </w:pPr>
+    </w:p>
+    <w:p>
+      <w:pPr>
+        <w:rPr>
+          <w:rFonts w:hint="eastAsia" w:eastAsiaTheme="minorEastAsia"/>
+          <w:lang w:eastAsia="zh-CN"/>
+        </w:rPr>
+      </w:pPr>
+    </w:p>
+    <w:p>
+      <w:pPr>
+        <w:rPr>
+          <w:rFonts w:hint="eastAsia" w:eastAsiaTheme="minorEastAsia"/>
+          <w:lang w:eastAsia="zh-CN"/>
+        </w:rPr>
+      </w:pPr>
+    </w:p>
+    <w:p>
+      <w:pPr>
+        <w:rPr>
+          <w:rFonts w:hint="eastAsia" w:eastAsiaTheme="minorEastAsia"/>
+          <w:lang w:eastAsia="zh-CN"/>
+        </w:rPr>
+      </w:pPr>
+    </w:p>
+    <w:p>
+      <w:pPr>
+        <w:rPr>
+          <w:rFonts w:hint="eastAsia" w:eastAsiaTheme="minorEastAsia"/>
+          <w:lang w:eastAsia="zh-CN"/>
+        </w:rPr>
+      </w:pPr>
+    </w:p>
+    <w:p>
+      <w:pPr>
+        <w:rPr>
+          <w:rFonts w:hint="eastAsia" w:eastAsiaTheme="minorEastAsia"/>
+          <w:lang w:eastAsia="zh-CN"/>
+        </w:rPr>
+      </w:pPr>
+    </w:p>
+    <w:p>
+      <w:pPr>
+        <w:rPr>
+          <w:rFonts w:hint="eastAsia" w:eastAsiaTheme="minorEastAsia"/>
+          <w:lang w:eastAsia="zh-CN"/>
+        </w:rPr>
+      </w:pPr>
+    </w:p>
+    <w:p>
+      <w:pPr>
+        <w:rPr>
+          <w:rFonts w:hint="eastAsia" w:eastAsiaTheme="minorEastAsia"/>
+          <w:lang w:eastAsia="zh-CN"/>
+        </w:rPr>
+      </w:pPr>
+    </w:p>
+    <w:p>
+      <w:pPr>
+        <w:rPr>
+          <w:rFonts w:hint="default" w:eastAsiaTheme="minorEastAsia"/>
+          <w:lang w:val="en-US" w:eastAsia="zh-CN"/>
+        </w:rPr>
+      </w:pPr>
+      <w:r>
+        <w:rPr>
+          <w:rFonts w:hint="eastAsia"/>
+          <w:lang w:val="en-US" w:eastAsia="zh-CN"/>
+        </w:rPr>
+        <w:t>7.12</w:t>
+      </w:r>
       <w:bookmarkStart w:id="0" w:name="_GoBack"/>
+      <w:r>
+        <w:rPr>
+          <w:rFonts w:hint="default" w:eastAsiaTheme="minorEastAsia"/>
+          <w:lang w:val="en-US" w:eastAsia="zh-CN"/>
+        </w:rPr>
+        <w:drawing>
+          <wp:inline distT="0" distB="0" distL="114300" distR="114300">
+            <wp:extent cx="5266690" cy="7022465"/>
+            <wp:effectExtent l="0" t="0" r="6350" b="3175"/>
+            <wp:docPr id="2" name="图片 2" descr="cc763a5d1fe8eb300b3b67c1ad6d6f2f"/>
+            <wp:cNvGraphicFramePr>
+              <a:graphicFrameLocks xmlns:a="http://schemas.openxmlformats.org/drawingml/2006/main" noChangeAspect="1"/>
+            </wp:cNvGraphicFramePr>
+            <a:graphic xmlns:a="http://schemas.openxmlformats.org/drawingml/2006/main">
+              <a:graphicData uri="http://schemas.openxmlformats.org/drawingml/2006/picture">
+                <pic:pic xmlns:pic="http://schemas.openxmlformats.org/drawingml/2006/picture">
+                  <pic:nvPicPr>
+                    <pic:cNvPr id="2" name="图片 2" descr="cc763a5d1fe8eb300b3b67c1ad6d6f2f"/>
+                    <pic:cNvPicPr>
+                      <a:picLocks noChangeAspect="1"/>
+                    </pic:cNvPicPr>
+                  </pic:nvPicPr>
+                  <pic:blipFill>
+                    <a:blip r:embed="rId5"/>
+                    <a:stretch>
+                      <a:fillRect/>
+                    </a:stretch>
+                  </pic:blipFill>
+                  <pic:spPr>
+                    <a:xfrm>
+                      <a:off x="0" y="0"/>
+                      <a:ext cx="5266690" cy="7022465"/>
+                    </a:xfrm>
+                    <a:prstGeom prst="rect">
+                      <a:avLst/>
+                    </a:prstGeom>
+                  </pic:spPr>
+                </pic:pic>
+              </a:graphicData>
+            </a:graphic>
+          </wp:inline>
+        </w:drawing>
+      </w:r>
       <w:bookmarkEnd w:id="0"/>
     </w:p>
     <w:sectPr>
@@ -179,7 +308,7 @@
     <w:lsdException w:unhideWhenUsed="0" w:uiPriority="0" w:semiHidden="0" w:name="HTML Sample"/>
     <w:lsdException w:unhideWhenUsed="0" w:uiPriority="0" w:semiHidden="0" w:name="HTML Typewriter"/>
     <w:lsdException w:unhideWhenUsed="0" w:uiPriority="0" w:semiHidden="0" w:name="HTML Variable"/>
-    <w:lsdException w:unhideWhenUsed="0" w:uiPriority="0" w:name="Normal Table"/>
+    <w:lsdException w:qFormat="1" w:unhideWhenUsed="0" w:uiPriority="0" w:name="Normal Table"/>
     <w:lsdException w:unhideWhenUsed="0" w:uiPriority="0" w:semiHidden="0" w:name="annotation subject"/>
     <w:lsdException w:unhideWhenUsed="0" w:uiPriority="0" w:semiHidden="0" w:name="Table Simple 1"/>
     <w:lsdException w:unhideWhenUsed="0" w:uiPriority="0" w:semiHidden="0" w:name="Table Simple 2"/>
@@ -349,6 +478,7 @@
   <w:style w:type="table" w:default="1" w:styleId="2">
     <w:name w:val="Normal Table"/>
     <w:semiHidden/>
+    <w:qFormat/>
     <w:uiPriority w:val="0"/>
     <w:tblPr>
       <w:tblCellMar>

--- a/practice/subject/math.docx
+++ b/practice/subject/math.docx
@@ -138,7 +138,6 @@
         </w:rPr>
         <w:t>7.12</w:t>
       </w:r>
-      <w:bookmarkStart w:id="0" w:name="_GoBack"/>
       <w:r>
         <w:rPr>
           <w:rFonts w:hint="default" w:eastAsiaTheme="minorEastAsia"/>
@@ -182,6 +181,121 @@
           </wp:inline>
         </w:drawing>
       </w:r>
+    </w:p>
+    <w:p>
+      <w:pPr>
+        <w:rPr>
+          <w:rFonts w:hint="default" w:eastAsiaTheme="minorEastAsia"/>
+          <w:lang w:val="en-US" w:eastAsia="zh-CN"/>
+        </w:rPr>
+      </w:pPr>
+    </w:p>
+    <w:p>
+      <w:pPr>
+        <w:rPr>
+          <w:rFonts w:hint="default" w:eastAsiaTheme="minorEastAsia"/>
+          <w:lang w:val="en-US" w:eastAsia="zh-CN"/>
+        </w:rPr>
+      </w:pPr>
+    </w:p>
+    <w:p>
+      <w:pPr>
+        <w:rPr>
+          <w:rFonts w:hint="default" w:eastAsiaTheme="minorEastAsia"/>
+          <w:lang w:val="en-US" w:eastAsia="zh-CN"/>
+        </w:rPr>
+      </w:pPr>
+    </w:p>
+    <w:p>
+      <w:pPr>
+        <w:rPr>
+          <w:rFonts w:hint="default" w:eastAsiaTheme="minorEastAsia"/>
+          <w:lang w:val="en-US" w:eastAsia="zh-CN"/>
+        </w:rPr>
+      </w:pPr>
+    </w:p>
+    <w:p>
+      <w:pPr>
+        <w:rPr>
+          <w:rFonts w:hint="default" w:eastAsiaTheme="minorEastAsia"/>
+          <w:lang w:val="en-US" w:eastAsia="zh-CN"/>
+        </w:rPr>
+      </w:pPr>
+    </w:p>
+    <w:p>
+      <w:pPr>
+        <w:rPr>
+          <w:rFonts w:hint="default" w:eastAsiaTheme="minorEastAsia"/>
+          <w:lang w:val="en-US" w:eastAsia="zh-CN"/>
+        </w:rPr>
+      </w:pPr>
+    </w:p>
+    <w:p>
+      <w:pPr>
+        <w:rPr>
+          <w:rFonts w:hint="eastAsia"/>
+          <w:lang w:val="en-US" w:eastAsia="zh-CN"/>
+        </w:rPr>
+      </w:pPr>
+      <w:r>
+        <w:rPr>
+          <w:rFonts w:hint="eastAsia"/>
+          <w:lang w:val="en-US" w:eastAsia="zh-CN"/>
+        </w:rPr>
+        <w:t>7.13</w:t>
+      </w:r>
+    </w:p>
+    <w:p>
+      <w:pPr>
+        <w:rPr>
+          <w:rFonts w:hint="default"/>
+          <w:lang w:val="en-US" w:eastAsia="zh-CN"/>
+        </w:rPr>
+      </w:pPr>
+      <w:r>
+        <w:rPr>
+          <w:rFonts w:hint="default"/>
+          <w:lang w:val="en-US" w:eastAsia="zh-CN"/>
+        </w:rPr>
+        <w:drawing>
+          <wp:inline distT="0" distB="0" distL="114300" distR="114300">
+            <wp:extent cx="5266690" cy="7022465"/>
+            <wp:effectExtent l="0" t="0" r="6350" b="3175"/>
+            <wp:docPr id="3" name="图片 3" descr="985e3592dcbe2b54a0f15aefd63fdc78"/>
+            <wp:cNvGraphicFramePr>
+              <a:graphicFrameLocks xmlns:a="http://schemas.openxmlformats.org/drawingml/2006/main" noChangeAspect="1"/>
+            </wp:cNvGraphicFramePr>
+            <a:graphic xmlns:a="http://schemas.openxmlformats.org/drawingml/2006/main">
+              <a:graphicData uri="http://schemas.openxmlformats.org/drawingml/2006/picture">
+                <pic:pic xmlns:pic="http://schemas.openxmlformats.org/drawingml/2006/picture">
+                  <pic:nvPicPr>
+                    <pic:cNvPr id="3" name="图片 3" descr="985e3592dcbe2b54a0f15aefd63fdc78"/>
+                    <pic:cNvPicPr>
+                      <a:picLocks noChangeAspect="1"/>
+                    </pic:cNvPicPr>
+                  </pic:nvPicPr>
+                  <pic:blipFill>
+                    <a:blip r:embed="rId6"/>
+                    <a:stretch>
+                      <a:fillRect/>
+                    </a:stretch>
+                  </pic:blipFill>
+                  <pic:spPr>
+                    <a:xfrm>
+                      <a:off x="0" y="0"/>
+                      <a:ext cx="5266690" cy="7022465"/>
+                    </a:xfrm>
+                    <a:prstGeom prst="rect">
+                      <a:avLst/>
+                    </a:prstGeom>
+                  </pic:spPr>
+                </pic:pic>
+              </a:graphicData>
+            </a:graphic>
+          </wp:inline>
+        </w:drawing>
+      </w:r>
+      <w:bookmarkStart w:id="0" w:name="_GoBack"/>
       <w:bookmarkEnd w:id="0"/>
     </w:p>
     <w:sectPr>

--- a/practice/subject/math.docx
+++ b/practice/subject/math.docx
@@ -276,6 +276,128 @@
                   </pic:nvPicPr>
                   <pic:blipFill>
                     <a:blip r:embed="rId6"/>
+                    <a:stretch>
+                      <a:fillRect/>
+                    </a:stretch>
+                  </pic:blipFill>
+                  <pic:spPr>
+                    <a:xfrm>
+                      <a:off x="0" y="0"/>
+                      <a:ext cx="5266690" cy="7022465"/>
+                    </a:xfrm>
+                    <a:prstGeom prst="rect">
+                      <a:avLst/>
+                    </a:prstGeom>
+                  </pic:spPr>
+                </pic:pic>
+              </a:graphicData>
+            </a:graphic>
+          </wp:inline>
+        </w:drawing>
+      </w:r>
+    </w:p>
+    <w:p>
+      <w:pPr>
+        <w:rPr>
+          <w:rFonts w:hint="default"/>
+          <w:lang w:val="en-US" w:eastAsia="zh-CN"/>
+        </w:rPr>
+      </w:pPr>
+    </w:p>
+    <w:p>
+      <w:pPr>
+        <w:rPr>
+          <w:rFonts w:hint="default"/>
+          <w:lang w:val="en-US" w:eastAsia="zh-CN"/>
+        </w:rPr>
+      </w:pPr>
+    </w:p>
+    <w:p>
+      <w:pPr>
+        <w:rPr>
+          <w:rFonts w:hint="default"/>
+          <w:lang w:val="en-US" w:eastAsia="zh-CN"/>
+        </w:rPr>
+      </w:pPr>
+    </w:p>
+    <w:p>
+      <w:pPr>
+        <w:rPr>
+          <w:rFonts w:hint="default"/>
+          <w:lang w:val="en-US" w:eastAsia="zh-CN"/>
+        </w:rPr>
+      </w:pPr>
+    </w:p>
+    <w:p>
+      <w:pPr>
+        <w:rPr>
+          <w:rFonts w:hint="default"/>
+          <w:lang w:val="en-US" w:eastAsia="zh-CN"/>
+        </w:rPr>
+      </w:pPr>
+    </w:p>
+    <w:p>
+      <w:pPr>
+        <w:rPr>
+          <w:rFonts w:hint="default"/>
+          <w:lang w:val="en-US" w:eastAsia="zh-CN"/>
+        </w:rPr>
+      </w:pPr>
+    </w:p>
+    <w:p>
+      <w:pPr>
+        <w:rPr>
+          <w:rFonts w:hint="default"/>
+          <w:lang w:val="en-US" w:eastAsia="zh-CN"/>
+        </w:rPr>
+      </w:pPr>
+    </w:p>
+    <w:p>
+      <w:pPr>
+        <w:rPr>
+          <w:rFonts w:hint="eastAsia"/>
+          <w:lang w:val="en-US" w:eastAsia="zh-CN"/>
+        </w:rPr>
+      </w:pPr>
+      <w:r>
+        <w:rPr>
+          <w:rFonts w:hint="eastAsia"/>
+          <w:lang w:val="en-US" w:eastAsia="zh-CN"/>
+        </w:rPr>
+        <w:t>7.14</w:t>
+      </w:r>
+    </w:p>
+    <w:p>
+      <w:pPr>
+        <w:rPr>
+          <w:rFonts w:hint="default"/>
+          <w:lang w:val="en-US" w:eastAsia="zh-CN"/>
+        </w:rPr>
+      </w:pPr>
+      <w:r>
+        <w:rPr>
+          <w:rFonts w:hint="default"/>
+          <w:lang w:val="en-US" w:eastAsia="zh-CN"/>
+        </w:rPr>
+        <w:drawing>
+          <wp:inline distT="0" distB="0" distL="114300" distR="114300">
+            <wp:extent cx="5266690" cy="7022465"/>
+            <wp:effectExtent l="0" t="0" r="6350" b="3175"/>
+            <wp:docPr id="4" name="图片 4" descr="62aa5edb1b9d4e32804cf0200e4662ed"/>
+            <wp:cNvGraphicFramePr>
+              <a:graphicFrameLocks xmlns:a="http://schemas.openxmlformats.org/drawingml/2006/main" noChangeAspect="1"/>
+            </wp:cNvGraphicFramePr>
+            <a:graphic xmlns:a="http://schemas.openxmlformats.org/drawingml/2006/main">
+              <a:graphicData uri="http://schemas.openxmlformats.org/drawingml/2006/picture">
+                <pic:pic xmlns:pic="http://schemas.openxmlformats.org/drawingml/2006/picture">
+                  <pic:nvPicPr>
+                    <pic:cNvPr id="4" name="图片 4" descr="62aa5edb1b9d4e32804cf0200e4662ed"/>
+                    <pic:cNvPicPr>
+                      <a:picLocks noChangeAspect="1"/>
+                    </pic:cNvPicPr>
+                  </pic:nvPicPr>
+                  <pic:blipFill>
+                    <a:blip r:embed="rId7"/>
                     <a:stretch>
                       <a:fillRect/>
                     </a:stretch>

--- a/practice/subject/math.docx
+++ b/practice/subject/math.docx
@@ -406,6 +406,128 @@
                     <a:xfrm>
                       <a:off x="0" y="0"/>
                       <a:ext cx="5266690" cy="7022465"/>
+                    </a:xfrm>
+                    <a:prstGeom prst="rect">
+                      <a:avLst/>
+                    </a:prstGeom>
+                  </pic:spPr>
+                </pic:pic>
+              </a:graphicData>
+            </a:graphic>
+          </wp:inline>
+        </w:drawing>
+      </w:r>
+    </w:p>
+    <w:p>
+      <w:pPr>
+        <w:rPr>
+          <w:rFonts w:hint="default"/>
+          <w:lang w:val="en-US" w:eastAsia="zh-CN"/>
+        </w:rPr>
+      </w:pPr>
+    </w:p>
+    <w:p>
+      <w:pPr>
+        <w:rPr>
+          <w:rFonts w:hint="default"/>
+          <w:lang w:val="en-US" w:eastAsia="zh-CN"/>
+        </w:rPr>
+      </w:pPr>
+    </w:p>
+    <w:p>
+      <w:pPr>
+        <w:rPr>
+          <w:rFonts w:hint="default"/>
+          <w:lang w:val="en-US" w:eastAsia="zh-CN"/>
+        </w:rPr>
+      </w:pPr>
+    </w:p>
+    <w:p>
+      <w:pPr>
+        <w:rPr>
+          <w:rFonts w:hint="default"/>
+          <w:lang w:val="en-US" w:eastAsia="zh-CN"/>
+        </w:rPr>
+      </w:pPr>
+    </w:p>
+    <w:p>
+      <w:pPr>
+        <w:rPr>
+          <w:rFonts w:hint="default"/>
+          <w:lang w:val="en-US" w:eastAsia="zh-CN"/>
+        </w:rPr>
+      </w:pPr>
+    </w:p>
+    <w:p>
+      <w:pPr>
+        <w:rPr>
+          <w:rFonts w:hint="default"/>
+          <w:lang w:val="en-US" w:eastAsia="zh-CN"/>
+        </w:rPr>
+      </w:pPr>
+    </w:p>
+    <w:p>
+      <w:pPr>
+        <w:rPr>
+          <w:rFonts w:hint="default"/>
+          <w:lang w:val="en-US" w:eastAsia="zh-CN"/>
+        </w:rPr>
+      </w:pPr>
+    </w:p>
+    <w:p>
+      <w:pPr>
+        <w:rPr>
+          <w:rFonts w:hint="eastAsia"/>
+          <w:lang w:val="en-US" w:eastAsia="zh-CN"/>
+        </w:rPr>
+      </w:pPr>
+      <w:r>
+        <w:rPr>
+          <w:rFonts w:hint="eastAsia"/>
+          <w:lang w:val="en-US" w:eastAsia="zh-CN"/>
+        </w:rPr>
+        <w:t>7.15</w:t>
+      </w:r>
+    </w:p>
+    <w:p>
+      <w:pPr>
+        <w:rPr>
+          <w:rFonts w:hint="default"/>
+          <w:lang w:val="en-US" w:eastAsia="zh-CN"/>
+        </w:rPr>
+      </w:pPr>
+      <w:r>
+        <w:rPr>
+          <w:rFonts w:hint="default"/>
+          <w:lang w:val="en-US" w:eastAsia="zh-CN"/>
+        </w:rPr>
+        <w:drawing>
+          <wp:inline distT="0" distB="0" distL="114300" distR="114300">
+            <wp:extent cx="5253990" cy="3940175"/>
+            <wp:effectExtent l="0" t="0" r="6985" b="3810"/>
+            <wp:docPr id="5" name="图片 5" descr="b2338b3d0521a10e4ccd5ee3cc49c85d"/>
+            <wp:cNvGraphicFramePr>
+              <a:graphicFrameLocks xmlns:a="http://schemas.openxmlformats.org/drawingml/2006/main" noChangeAspect="1"/>
+            </wp:cNvGraphicFramePr>
+            <a:graphic xmlns:a="http://schemas.openxmlformats.org/drawingml/2006/main">
+              <a:graphicData uri="http://schemas.openxmlformats.org/drawingml/2006/picture">
+                <pic:pic xmlns:pic="http://schemas.openxmlformats.org/drawingml/2006/picture">
+                  <pic:nvPicPr>
+                    <pic:cNvPr id="5" name="图片 5" descr="b2338b3d0521a10e4ccd5ee3cc49c85d"/>
+                    <pic:cNvPicPr>
+                      <a:picLocks noChangeAspect="1"/>
+                    </pic:cNvPicPr>
+                  </pic:nvPicPr>
+                  <pic:blipFill>
+                    <a:blip r:embed="rId8"/>
+                    <a:stretch>
+                      <a:fillRect/>
+                    </a:stretch>
+                  </pic:blipFill>
+                  <pic:spPr>
+                    <a:xfrm rot="16200000">
+                      <a:off x="0" y="0"/>
+                      <a:ext cx="5253990" cy="3940175"/>
                     </a:xfrm>
                     <a:prstGeom prst="rect">
                       <a:avLst/>
@@ -506,7 +628,7 @@
     <w:lsdException w:qFormat="1" w:unhideWhenUsed="0" w:uiPriority="0" w:semiHidden="0" w:name="Title"/>
     <w:lsdException w:unhideWhenUsed="0" w:uiPriority="0" w:semiHidden="0" w:name="Closing"/>
     <w:lsdException w:unhideWhenUsed="0" w:uiPriority="0" w:semiHidden="0" w:name="Signature"/>
-    <w:lsdException w:unhideWhenUsed="0" w:uiPriority="0" w:name="Default Paragraph Font"/>
+    <w:lsdException w:qFormat="1" w:unhideWhenUsed="0" w:uiPriority="0" w:name="Default Paragraph Font"/>
     <w:lsdException w:unhideWhenUsed="0" w:uiPriority="0" w:semiHidden="0" w:name="Body Text"/>
     <w:lsdException w:unhideWhenUsed="0" w:uiPriority="0" w:semiHidden="0" w:name="Body Text Indent"/>
     <w:lsdException w:unhideWhenUsed="0" w:uiPriority="0" w:semiHidden="0" w:name="List Continue"/>
@@ -709,6 +831,7 @@
   <w:style w:type="character" w:default="1" w:styleId="3">
     <w:name w:val="Default Paragraph Font"/>
     <w:semiHidden/>
+    <w:qFormat/>
     <w:uiPriority w:val="0"/>
   </w:style>
   <w:style w:type="table" w:default="1" w:styleId="2">

--- a/practice/subject/math.docx
+++ b/practice/subject/math.docx
@@ -495,6 +495,12 @@
           <w:rFonts w:hint="default"/>
           <w:lang w:val="en-US" w:eastAsia="zh-CN"/>
         </w:rPr>
+        <w:sectPr>
+          <w:pgSz w:w="11906" w:h="16838"/>
+          <w:pgMar w:top="1440" w:right="1800" w:bottom="1440" w:left="1800" w:header="851" w:footer="992" w:gutter="0"/>
+          <w:cols w:space="425" w:num="1"/>
+          <w:docGrid w:type="lines" w:linePitch="312" w:charSpace="0"/>
+        </w:sectPr>
       </w:pPr>
       <w:r>
         <w:rPr>
@@ -538,6 +544,138 @@
             </a:graphic>
           </wp:inline>
         </w:drawing>
+      </w:r>
+    </w:p>
+    <w:p>
+      <w:pPr>
+        <w:rPr>
+          <w:rFonts w:hint="eastAsia"/>
+          <w:lang w:val="en-US" w:eastAsia="zh-CN"/>
+        </w:rPr>
+      </w:pPr>
+      <w:r>
+        <w:rPr>
+          <w:rFonts w:hint="eastAsia"/>
+          <w:lang w:val="en-US" w:eastAsia="zh-CN"/>
+        </w:rPr>
+        <w:t>7.16.2026</w:t>
+      </w:r>
+    </w:p>
+    <w:p>
+      <w:pPr>
+        <w:rPr>
+          <w:rFonts w:hint="default"/>
+          <w:lang w:val="en-US" w:eastAsia="zh-CN"/>
+        </w:rPr>
+      </w:pPr>
+      <w:r>
+        <w:rPr>
+          <w:rFonts w:hint="default"/>
+          <w:lang w:val="en-US" w:eastAsia="zh-CN"/>
+        </w:rPr>
+        <w:drawing>
+          <wp:inline distT="0" distB="0" distL="114300" distR="114300">
+            <wp:extent cx="5266690" cy="7022465"/>
+            <wp:effectExtent l="0" t="0" r="6350" b="3175"/>
+            <wp:docPr id="6" name="图片 6" descr="793459d545ab9bb63fee1789ec2dcc66"/>
+            <wp:cNvGraphicFramePr>
+              <a:graphicFrameLocks xmlns:a="http://schemas.openxmlformats.org/drawingml/2006/main" noChangeAspect="1"/>
+            </wp:cNvGraphicFramePr>
+            <a:graphic xmlns:a="http://schemas.openxmlformats.org/drawingml/2006/main">
+              <a:graphicData uri="http://schemas.openxmlformats.org/drawingml/2006/picture">
+                <pic:pic xmlns:pic="http://schemas.openxmlformats.org/drawingml/2006/picture">
+                  <pic:nvPicPr>
+                    <pic:cNvPr id="6" name="图片 6" descr="793459d545ab9bb63fee1789ec2dcc66"/>
+                    <pic:cNvPicPr>
+                      <a:picLocks noChangeAspect="1"/>
+                    </pic:cNvPicPr>
+                  </pic:nvPicPr>
+                  <pic:blipFill>
+                    <a:blip r:embed="rId9"/>
+                    <a:stretch>
+                      <a:fillRect/>
+                    </a:stretch>
+                  </pic:blipFill>
+                  <pic:spPr>
+                    <a:xfrm>
+                      <a:off x="0" y="0"/>
+                      <a:ext cx="5266690" cy="7022465"/>
+                    </a:xfrm>
+                    <a:prstGeom prst="rect">
+                      <a:avLst/>
+                    </a:prstGeom>
+                  </pic:spPr>
+                </pic:pic>
+              </a:graphicData>
+            </a:graphic>
+          </wp:inline>
+        </w:drawing>
+      </w:r>
+    </w:p>
+    <w:p>
+      <w:pPr>
+        <w:rPr>
+          <w:rFonts w:hint="default"/>
+          <w:lang w:val="en-US" w:eastAsia="zh-CN"/>
+        </w:rPr>
+      </w:pPr>
+      <w:r>
+        <w:rPr>
+          <w:rFonts w:hint="default"/>
+          <w:lang w:val="en-US" w:eastAsia="zh-CN"/>
+        </w:rPr>
+        <w:drawing>
+          <wp:inline distT="0" distB="0" distL="114300" distR="114300">
+            <wp:extent cx="5265420" cy="3948430"/>
+            <wp:effectExtent l="0" t="0" r="7620" b="13970"/>
+            <wp:docPr id="7" name="图片 7" descr="d8672aa6d00d2e7c4238e254cff6be61"/>
+            <wp:cNvGraphicFramePr>
+              <a:graphicFrameLocks xmlns:a="http://schemas.openxmlformats.org/drawingml/2006/main" noChangeAspect="1"/>
+            </wp:cNvGraphicFramePr>
+            <a:graphic xmlns:a="http://schemas.openxmlformats.org/drawingml/2006/main">
+              <a:graphicData uri="http://schemas.openxmlformats.org/drawingml/2006/picture">
+                <pic:pic xmlns:pic="http://schemas.openxmlformats.org/drawingml/2006/picture">
+                  <pic:nvPicPr>
+                    <pic:cNvPr id="7" name="图片 7" descr="d8672aa6d00d2e7c4238e254cff6be61"/>
+                    <pic:cNvPicPr>
+                      <a:picLocks noChangeAspect="1"/>
+                    </pic:cNvPicPr>
+                  </pic:nvPicPr>
+                  <pic:blipFill>
+                    <a:blip r:embed="rId10"/>
+                    <a:stretch>
+                      <a:fillRect/>
+                    </a:stretch>
+                  </pic:blipFill>
+                  <pic:spPr>
+                    <a:xfrm>
+                      <a:off x="0" y="0"/>
+                      <a:ext cx="5265420" cy="3948430"/>
+                    </a:xfrm>
+                    <a:prstGeom prst="rect">
+                      <a:avLst/>
+                    </a:prstGeom>
+                  </pic:spPr>
+                </pic:pic>
+              </a:graphicData>
+            </a:graphic>
+          </wp:inline>
+        </w:drawing>
+      </w:r>
+    </w:p>
+    <w:p>
+      <w:pPr>
+        <w:rPr>
+          <w:rFonts w:hint="default"/>
+          <w:lang w:val="en-US" w:eastAsia="zh-CN"/>
+        </w:rPr>
+      </w:pPr>
+      <w:r>
+        <w:rPr>
+          <w:rFonts w:hint="eastAsia"/>
+          <w:lang w:val="en-US" w:eastAsia="zh-CN"/>
+        </w:rPr>
+        <w:t>6</w:t>
       </w:r>
       <w:bookmarkStart w:id="0" w:name="_GoBack"/>
       <w:bookmarkEnd w:id="0"/>

--- a/practice/subject/math.docx
+++ b/practice/subject/math.docx
@@ -666,16 +666,169 @@
     <w:p>
       <w:pPr>
         <w:rPr>
-          <w:rFonts w:hint="default"/>
-          <w:lang w:val="en-US" w:eastAsia="zh-CN"/>
-        </w:rPr>
-      </w:pPr>
-      <w:r>
-        <w:rPr>
           <w:rFonts w:hint="eastAsia"/>
           <w:lang w:val="en-US" w:eastAsia="zh-CN"/>
         </w:rPr>
-        <w:t>6</w:t>
+      </w:pPr>
+      <w:r>
+        <w:rPr>
+          <w:rFonts w:hint="eastAsia"/>
+          <w:lang w:val="en-US" w:eastAsia="zh-CN"/>
+        </w:rPr>
+        <w:t>8.9</w:t>
+      </w:r>
+    </w:p>
+    <w:p>
+      <w:pPr>
+        <w:rPr>
+          <w:rFonts w:hint="default"/>
+          <w:lang w:val="en-US" w:eastAsia="zh-CN"/>
+        </w:rPr>
+      </w:pPr>
+      <w:r>
+        <w:rPr>
+          <w:rFonts w:hint="default"/>
+          <w:lang w:val="en-US" w:eastAsia="zh-CN"/>
+        </w:rPr>
+        <w:drawing>
+          <wp:inline distT="0" distB="0" distL="114300" distR="114300">
+            <wp:extent cx="5272405" cy="7032625"/>
+            <wp:effectExtent l="0" t="0" r="635" b="8255"/>
+            <wp:docPr id="8" name="图片 8" descr="986dec28a64fcb354848493335d35923"/>
+            <wp:cNvGraphicFramePr>
+              <a:graphicFrameLocks xmlns:a="http://schemas.openxmlformats.org/drawingml/2006/main" noChangeAspect="1"/>
+            </wp:cNvGraphicFramePr>
+            <a:graphic xmlns:a="http://schemas.openxmlformats.org/drawingml/2006/main">
+              <a:graphicData uri="http://schemas.openxmlformats.org/drawingml/2006/picture">
+                <pic:pic xmlns:pic="http://schemas.openxmlformats.org/drawingml/2006/picture">
+                  <pic:nvPicPr>
+                    <pic:cNvPr id="8" name="图片 8" descr="986dec28a64fcb354848493335d35923"/>
+                    <pic:cNvPicPr>
+                      <a:picLocks noChangeAspect="1"/>
+                    </pic:cNvPicPr>
+                  </pic:nvPicPr>
+                  <pic:blipFill>
+                    <a:blip r:embed="rId11"/>
+                    <a:stretch>
+                      <a:fillRect/>
+                    </a:stretch>
+                  </pic:blipFill>
+                  <pic:spPr>
+                    <a:xfrm>
+                      <a:off x="0" y="0"/>
+                      <a:ext cx="5272405" cy="7032625"/>
+                    </a:xfrm>
+                    <a:prstGeom prst="rect">
+                      <a:avLst/>
+                    </a:prstGeom>
+                  </pic:spPr>
+                </pic:pic>
+              </a:graphicData>
+            </a:graphic>
+          </wp:inline>
+        </w:drawing>
+      </w:r>
+    </w:p>
+    <w:p>
+      <w:pPr>
+        <w:rPr>
+          <w:rFonts w:hint="default"/>
+          <w:lang w:val="en-US" w:eastAsia="zh-CN"/>
+        </w:rPr>
+      </w:pPr>
+      <w:r>
+        <w:rPr>
+          <w:rFonts w:hint="default"/>
+          <w:lang w:val="en-US" w:eastAsia="zh-CN"/>
+        </w:rPr>
+        <w:drawing>
+          <wp:inline distT="0" distB="0" distL="114300" distR="114300">
+            <wp:extent cx="5272405" cy="7032625"/>
+            <wp:effectExtent l="0" t="0" r="635" b="8255"/>
+            <wp:docPr id="9" name="图片 9" descr="2dc6d475cf2874c434f2b4b52219c730"/>
+            <wp:cNvGraphicFramePr>
+              <a:graphicFrameLocks xmlns:a="http://schemas.openxmlformats.org/drawingml/2006/main" noChangeAspect="1"/>
+            </wp:cNvGraphicFramePr>
+            <a:graphic xmlns:a="http://schemas.openxmlformats.org/drawingml/2006/main">
+              <a:graphicData uri="http://schemas.openxmlformats.org/drawingml/2006/picture">
+                <pic:pic xmlns:pic="http://schemas.openxmlformats.org/drawingml/2006/picture">
+                  <pic:nvPicPr>
+                    <pic:cNvPr id="9" name="图片 9" descr="2dc6d475cf2874c434f2b4b52219c730"/>
+                    <pic:cNvPicPr>
+                      <a:picLocks noChangeAspect="1"/>
+                    </pic:cNvPicPr>
+                  </pic:nvPicPr>
+                  <pic:blipFill>
+                    <a:blip r:embed="rId12"/>
+                    <a:stretch>
+                      <a:fillRect/>
+                    </a:stretch>
+                  </pic:blipFill>
+                  <pic:spPr>
+                    <a:xfrm>
+                      <a:off x="0" y="0"/>
+                      <a:ext cx="5272405" cy="7032625"/>
+                    </a:xfrm>
+                    <a:prstGeom prst="rect">
+                      <a:avLst/>
+                    </a:prstGeom>
+                  </pic:spPr>
+                </pic:pic>
+              </a:graphicData>
+            </a:graphic>
+          </wp:inline>
+        </w:drawing>
+      </w:r>
+    </w:p>
+    <w:p>
+      <w:pPr>
+        <w:rPr>
+          <w:rFonts w:hint="default"/>
+          <w:lang w:val="en-US" w:eastAsia="zh-CN"/>
+        </w:rPr>
+      </w:pPr>
+      <w:r>
+        <w:rPr>
+          <w:rFonts w:hint="default"/>
+          <w:lang w:val="en-US" w:eastAsia="zh-CN"/>
+        </w:rPr>
+        <w:drawing>
+          <wp:inline distT="0" distB="0" distL="114300" distR="114300">
+            <wp:extent cx="5272405" cy="7032625"/>
+            <wp:effectExtent l="0" t="0" r="635" b="8255"/>
+            <wp:docPr id="10" name="图片 10" descr="d4f3e9239e6342b8a2508ab75c6f461e"/>
+            <wp:cNvGraphicFramePr>
+              <a:graphicFrameLocks xmlns:a="http://schemas.openxmlformats.org/drawingml/2006/main" noChangeAspect="1"/>
+            </wp:cNvGraphicFramePr>
+            <a:graphic xmlns:a="http://schemas.openxmlformats.org/drawingml/2006/main">
+              <a:graphicData uri="http://schemas.openxmlformats.org/drawingml/2006/picture">
+                <pic:pic xmlns:pic="http://schemas.openxmlformats.org/drawingml/2006/picture">
+                  <pic:nvPicPr>
+                    <pic:cNvPr id="10" name="图片 10" descr="d4f3e9239e6342b8a2508ab75c6f461e"/>
+                    <pic:cNvPicPr>
+                      <a:picLocks noChangeAspect="1"/>
+                    </pic:cNvPicPr>
+                  </pic:nvPicPr>
+                  <pic:blipFill>
+                    <a:blip r:embed="rId13"/>
+                    <a:stretch>
+                      <a:fillRect/>
+                    </a:stretch>
+                  </pic:blipFill>
+                  <pic:spPr>
+                    <a:xfrm>
+                      <a:off x="0" y="0"/>
+                      <a:ext cx="5272405" cy="7032625"/>
+                    </a:xfrm>
+                    <a:prstGeom prst="rect">
+                      <a:avLst/>
+                    </a:prstGeom>
+                  </pic:spPr>
+                </pic:pic>
+              </a:graphicData>
+            </a:graphic>
+          </wp:inline>
+        </w:drawing>
       </w:r>
       <w:bookmarkStart w:id="0" w:name="_GoBack"/>
       <w:bookmarkEnd w:id="0"/>

--- a/practice/subject/math.docx
+++ b/practice/subject/math.docx
@@ -811,6 +811,174 @@
                   </pic:nvPicPr>
                   <pic:blipFill>
                     <a:blip r:embed="rId13"/>
+                    <a:stretch>
+                      <a:fillRect/>
+                    </a:stretch>
+                  </pic:blipFill>
+                  <pic:spPr>
+                    <a:xfrm>
+                      <a:off x="0" y="0"/>
+                      <a:ext cx="5272405" cy="7032625"/>
+                    </a:xfrm>
+                    <a:prstGeom prst="rect">
+                      <a:avLst/>
+                    </a:prstGeom>
+                  </pic:spPr>
+                </pic:pic>
+              </a:graphicData>
+            </a:graphic>
+          </wp:inline>
+        </w:drawing>
+      </w:r>
+    </w:p>
+    <w:p>
+      <w:pPr>
+        <w:rPr>
+          <w:rFonts w:hint="eastAsia"/>
+          <w:lang w:val="en-US" w:eastAsia="zh-CN"/>
+        </w:rPr>
+      </w:pPr>
+      <w:r>
+        <w:rPr>
+          <w:rFonts w:hint="eastAsia"/>
+          <w:lang w:val="en-US" w:eastAsia="zh-CN"/>
+        </w:rPr>
+        <w:t>8.11.2026</w:t>
+      </w:r>
+    </w:p>
+    <w:p>
+      <w:pPr>
+        <w:rPr>
+          <w:rFonts w:hint="default"/>
+          <w:lang w:val="en-US" w:eastAsia="zh-CN"/>
+        </w:rPr>
+      </w:pPr>
+      <w:r>
+        <w:rPr>
+          <w:rFonts w:hint="default"/>
+          <w:lang w:val="en-US" w:eastAsia="zh-CN"/>
+        </w:rPr>
+        <w:drawing>
+          <wp:inline distT="0" distB="0" distL="114300" distR="114300">
+            <wp:extent cx="5272405" cy="7032625"/>
+            <wp:effectExtent l="0" t="0" r="635" b="8255"/>
+            <wp:docPr id="11" name="图片 11" descr="b39334b54e9863d2a2b05dec8d8e1747"/>
+            <wp:cNvGraphicFramePr>
+              <a:graphicFrameLocks xmlns:a="http://schemas.openxmlformats.org/drawingml/2006/main" noChangeAspect="1"/>
+            </wp:cNvGraphicFramePr>
+            <a:graphic xmlns:a="http://schemas.openxmlformats.org/drawingml/2006/main">
+              <a:graphicData uri="http://schemas.openxmlformats.org/drawingml/2006/picture">
+                <pic:pic xmlns:pic="http://schemas.openxmlformats.org/drawingml/2006/picture">
+                  <pic:nvPicPr>
+                    <pic:cNvPr id="11" name="图片 11" descr="b39334b54e9863d2a2b05dec8d8e1747"/>
+                    <pic:cNvPicPr>
+                      <a:picLocks noChangeAspect="1"/>
+                    </pic:cNvPicPr>
+                  </pic:nvPicPr>
+                  <pic:blipFill>
+                    <a:blip r:embed="rId14"/>
+                    <a:stretch>
+                      <a:fillRect/>
+                    </a:stretch>
+                  </pic:blipFill>
+                  <pic:spPr>
+                    <a:xfrm>
+                      <a:off x="0" y="0"/>
+                      <a:ext cx="5272405" cy="7032625"/>
+                    </a:xfrm>
+                    <a:prstGeom prst="rect">
+                      <a:avLst/>
+                    </a:prstGeom>
+                  </pic:spPr>
+                </pic:pic>
+              </a:graphicData>
+            </a:graphic>
+          </wp:inline>
+        </w:drawing>
+      </w:r>
+    </w:p>
+    <w:p>
+      <w:pPr>
+        <w:rPr>
+          <w:rFonts w:hint="default"/>
+          <w:lang w:val="en-US" w:eastAsia="zh-CN"/>
+        </w:rPr>
+      </w:pPr>
+      <w:r>
+        <w:rPr>
+          <w:rFonts w:hint="default"/>
+          <w:lang w:val="en-US" w:eastAsia="zh-CN"/>
+        </w:rPr>
+        <w:drawing>
+          <wp:inline distT="0" distB="0" distL="114300" distR="114300">
+            <wp:extent cx="5272405" cy="7032625"/>
+            <wp:effectExtent l="0" t="0" r="635" b="8255"/>
+            <wp:docPr id="12" name="图片 12" descr="54d28a1af3dfa988690bc9dfb0fd3455"/>
+            <wp:cNvGraphicFramePr>
+              <a:graphicFrameLocks xmlns:a="http://schemas.openxmlformats.org/drawingml/2006/main" noChangeAspect="1"/>
+            </wp:cNvGraphicFramePr>
+            <a:graphic xmlns:a="http://schemas.openxmlformats.org/drawingml/2006/main">
+              <a:graphicData uri="http://schemas.openxmlformats.org/drawingml/2006/picture">
+                <pic:pic xmlns:pic="http://schemas.openxmlformats.org/drawingml/2006/picture">
+                  <pic:nvPicPr>
+                    <pic:cNvPr id="12" name="图片 12" descr="54d28a1af3dfa988690bc9dfb0fd3455"/>
+                    <pic:cNvPicPr>
+                      <a:picLocks noChangeAspect="1"/>
+                    </pic:cNvPicPr>
+                  </pic:nvPicPr>
+                  <pic:blipFill>
+                    <a:blip r:embed="rId15"/>
+                    <a:stretch>
+                      <a:fillRect/>
+                    </a:stretch>
+                  </pic:blipFill>
+                  <pic:spPr>
+                    <a:xfrm>
+                      <a:off x="0" y="0"/>
+                      <a:ext cx="5272405" cy="7032625"/>
+                    </a:xfrm>
+                    <a:prstGeom prst="rect">
+                      <a:avLst/>
+                    </a:prstGeom>
+                  </pic:spPr>
+                </pic:pic>
+              </a:graphicData>
+            </a:graphic>
+          </wp:inline>
+        </w:drawing>
+      </w:r>
+    </w:p>
+    <w:p>
+      <w:pPr>
+        <w:rPr>
+          <w:rFonts w:hint="default"/>
+          <w:lang w:val="en-US" w:eastAsia="zh-CN"/>
+        </w:rPr>
+      </w:pPr>
+      <w:r>
+        <w:rPr>
+          <w:rFonts w:hint="default"/>
+          <w:lang w:val="en-US" w:eastAsia="zh-CN"/>
+        </w:rPr>
+        <w:drawing>
+          <wp:inline distT="0" distB="0" distL="114300" distR="114300">
+            <wp:extent cx="5272405" cy="7032625"/>
+            <wp:effectExtent l="0" t="0" r="635" b="8255"/>
+            <wp:docPr id="13" name="图片 13" descr="d2617bb4a1b18c75a7c29acdfa79a076"/>
+            <wp:cNvGraphicFramePr>
+              <a:graphicFrameLocks xmlns:a="http://schemas.openxmlformats.org/drawingml/2006/main" noChangeAspect="1"/>
+            </wp:cNvGraphicFramePr>
+            <a:graphic xmlns:a="http://schemas.openxmlformats.org/drawingml/2006/main">
+              <a:graphicData uri="http://schemas.openxmlformats.org/drawingml/2006/picture">
+                <pic:pic xmlns:pic="http://schemas.openxmlformats.org/drawingml/2006/picture">
+                  <pic:nvPicPr>
+                    <pic:cNvPr id="13" name="图片 13" descr="d2617bb4a1b18c75a7c29acdfa79a076"/>
+                    <pic:cNvPicPr>
+                      <a:picLocks noChangeAspect="1"/>
+                    </pic:cNvPicPr>
+                  </pic:nvPicPr>
+                  <pic:blipFill>
+                    <a:blip r:embed="rId16"/>
                     <a:stretch>
                       <a:fillRect/>
                     </a:stretch>

--- a/practice/subject/math.docx
+++ b/practice/subject/math.docx
@@ -998,8 +998,74 @@
           </wp:inline>
         </w:drawing>
       </w:r>
+    </w:p>
+    <w:p>
+      <w:pPr>
+        <w:rPr>
+          <w:rFonts w:hint="default"/>
+          <w:lang w:val="en-US" w:eastAsia="zh-CN"/>
+        </w:rPr>
+      </w:pPr>
+      <w:r>
+        <w:rPr>
+          <w:rFonts w:hint="eastAsia"/>
+          <w:lang w:val="en-US" w:eastAsia="zh-CN"/>
+        </w:rPr>
+        <w:t>8.13.2026</w:t>
+      </w:r>
       <w:bookmarkStart w:id="0" w:name="_GoBack"/>
       <w:bookmarkEnd w:id="0"/>
+    </w:p>
+    <w:p>
+      <w:pPr>
+        <w:rPr>
+          <w:rFonts w:hint="default"/>
+          <w:lang w:val="en-US" w:eastAsia="zh-CN"/>
+        </w:rPr>
+      </w:pPr>
+      <w:r>
+        <w:rPr>
+          <w:rFonts w:hint="default"/>
+          <w:lang w:val="en-US" w:eastAsia="zh-CN"/>
+        </w:rPr>
+        <w:drawing>
+          <wp:inline distT="0" distB="0" distL="114300" distR="114300">
+            <wp:extent cx="5272405" cy="7032625"/>
+            <wp:effectExtent l="0" t="0" r="635" b="8255"/>
+            <wp:docPr id="14" name="图片 14" descr="152949892a770b7cb12e5f93583760aa"/>
+            <wp:cNvGraphicFramePr>
+              <a:graphicFrameLocks xmlns:a="http://schemas.openxmlformats.org/drawingml/2006/main" noChangeAspect="1"/>
+            </wp:cNvGraphicFramePr>
+            <a:graphic xmlns:a="http://schemas.openxmlformats.org/drawingml/2006/main">
+              <a:graphicData uri="http://schemas.openxmlformats.org/drawingml/2006/picture">
+                <pic:pic xmlns:pic="http://schemas.openxmlformats.org/drawingml/2006/picture">
+                  <pic:nvPicPr>
+                    <pic:cNvPr id="14" name="图片 14" descr="152949892a770b7cb12e5f93583760aa"/>
+                    <pic:cNvPicPr>
+                      <a:picLocks noChangeAspect="1"/>
+                    </pic:cNvPicPr>
+                  </pic:nvPicPr>
+                  <pic:blipFill>
+                    <a:blip r:embed="rId17"/>
+                    <a:stretch>
+                      <a:fillRect/>
+                    </a:stretch>
+                  </pic:blipFill>
+                  <pic:spPr>
+                    <a:xfrm>
+                      <a:off x="0" y="0"/>
+                      <a:ext cx="5272405" cy="7032625"/>
+                    </a:xfrm>
+                    <a:prstGeom prst="rect">
+                      <a:avLst/>
+                    </a:prstGeom>
+                  </pic:spPr>
+                </pic:pic>
+              </a:graphicData>
+            </a:graphic>
+          </wp:inline>
+        </w:drawing>
+      </w:r>
     </w:p>
     <w:sectPr>
       <w:pgSz w:w="11906" w:h="16838"/>

--- a/practice/subject/math.docx
+++ b/practice/subject/math.docx
@@ -1013,8 +1013,6 @@
         </w:rPr>
         <w:t>8.13.2026</w:t>
       </w:r>
-      <w:bookmarkStart w:id="0" w:name="_GoBack"/>
-      <w:bookmarkEnd w:id="0"/>
     </w:p>
     <w:p>
       <w:pPr>
@@ -1066,6 +1064,170 @@
           </wp:inline>
         </w:drawing>
       </w:r>
+    </w:p>
+    <w:p>
+      <w:pPr>
+        <w:rPr>
+          <w:rFonts w:hint="eastAsia"/>
+          <w:lang w:val="en-US" w:eastAsia="zh-CN"/>
+        </w:rPr>
+      </w:pPr>
+      <w:r>
+        <w:rPr>
+          <w:rFonts w:hint="eastAsia"/>
+          <w:lang w:val="en-US" w:eastAsia="zh-CN"/>
+        </w:rPr>
+        <w:t>8.14.2026</w:t>
+      </w:r>
+    </w:p>
+    <w:p>
+      <w:r>
+        <w:drawing>
+          <wp:inline distT="0" distB="0" distL="114300" distR="114300">
+            <wp:extent cx="4933950" cy="5724525"/>
+            <wp:effectExtent l="0" t="0" r="3810" b="5715"/>
+            <wp:docPr id="15" name="图片 1"/>
+            <wp:cNvGraphicFramePr>
+              <a:graphicFrameLocks xmlns:a="http://schemas.openxmlformats.org/drawingml/2006/main" noChangeAspect="1"/>
+            </wp:cNvGraphicFramePr>
+            <a:graphic xmlns:a="http://schemas.openxmlformats.org/drawingml/2006/main">
+              <a:graphicData uri="http://schemas.openxmlformats.org/drawingml/2006/picture">
+                <pic:pic xmlns:pic="http://schemas.openxmlformats.org/drawingml/2006/picture">
+                  <pic:nvPicPr>
+                    <pic:cNvPr id="15" name="图片 1"/>
+                    <pic:cNvPicPr>
+                      <a:picLocks noChangeAspect="1"/>
+                    </pic:cNvPicPr>
+                  </pic:nvPicPr>
+                  <pic:blipFill>
+                    <a:blip r:embed="rId18"/>
+                    <a:stretch>
+                      <a:fillRect/>
+                    </a:stretch>
+                  </pic:blipFill>
+                  <pic:spPr>
+                    <a:xfrm>
+                      <a:off x="0" y="0"/>
+                      <a:ext cx="4933950" cy="5724525"/>
+                    </a:xfrm>
+                    <a:prstGeom prst="rect">
+                      <a:avLst/>
+                    </a:prstGeom>
+                    <a:noFill/>
+                    <a:ln>
+                      <a:noFill/>
+                    </a:ln>
+                  </pic:spPr>
+                </pic:pic>
+              </a:graphicData>
+            </a:graphic>
+          </wp:inline>
+        </w:drawing>
+      </w:r>
+    </w:p>
+    <w:p>
+      <w:pPr>
+        <w:rPr>
+          <w:rFonts w:hint="eastAsia" w:eastAsiaTheme="minorEastAsia"/>
+          <w:lang w:val="en-US" w:eastAsia="zh-CN"/>
+        </w:rPr>
+      </w:pPr>
+      <w:r>
+        <w:rPr>
+          <w:rFonts w:hint="eastAsia" w:eastAsiaTheme="minorEastAsia"/>
+          <w:lang w:val="en-US" w:eastAsia="zh-CN"/>
+        </w:rPr>
+        <w:drawing>
+          <wp:inline distT="0" distB="0" distL="114300" distR="114300">
+            <wp:extent cx="5272405" cy="7032625"/>
+            <wp:effectExtent l="0" t="0" r="635" b="8255"/>
+            <wp:docPr id="16" name="图片 16" descr="6d8b3deba975e928e0f85eb3a1e99c82"/>
+            <wp:cNvGraphicFramePr>
+              <a:graphicFrameLocks xmlns:a="http://schemas.openxmlformats.org/drawingml/2006/main" noChangeAspect="1"/>
+            </wp:cNvGraphicFramePr>
+            <a:graphic xmlns:a="http://schemas.openxmlformats.org/drawingml/2006/main">
+              <a:graphicData uri="http://schemas.openxmlformats.org/drawingml/2006/picture">
+                <pic:pic xmlns:pic="http://schemas.openxmlformats.org/drawingml/2006/picture">
+                  <pic:nvPicPr>
+                    <pic:cNvPr id="16" name="图片 16" descr="6d8b3deba975e928e0f85eb3a1e99c82"/>
+                    <pic:cNvPicPr>
+                      <a:picLocks noChangeAspect="1"/>
+                    </pic:cNvPicPr>
+                  </pic:nvPicPr>
+                  <pic:blipFill>
+                    <a:blip r:embed="rId19"/>
+                    <a:stretch>
+                      <a:fillRect/>
+                    </a:stretch>
+                  </pic:blipFill>
+                  <pic:spPr>
+                    <a:xfrm>
+                      <a:off x="0" y="0"/>
+                      <a:ext cx="5272405" cy="7032625"/>
+                    </a:xfrm>
+                    <a:prstGeom prst="rect">
+                      <a:avLst/>
+                    </a:prstGeom>
+                  </pic:spPr>
+                </pic:pic>
+              </a:graphicData>
+            </a:graphic>
+          </wp:inline>
+        </w:drawing>
+      </w:r>
+    </w:p>
+    <w:p>
+      <w:pPr>
+        <w:rPr>
+          <w:rFonts w:hint="eastAsia" w:eastAsiaTheme="minorEastAsia"/>
+          <w:lang w:val="en-US" w:eastAsia="zh-CN"/>
+        </w:rPr>
+      </w:pPr>
+      <w:r>
+        <w:rPr>
+          <w:rFonts w:hint="eastAsia" w:eastAsiaTheme="minorEastAsia"/>
+          <w:lang w:val="en-US" w:eastAsia="zh-CN"/>
+        </w:rPr>
+        <w:drawing>
+          <wp:inline distT="0" distB="0" distL="114300" distR="114300">
+            <wp:extent cx="5272405" cy="7032625"/>
+            <wp:effectExtent l="0" t="0" r="635" b="8255"/>
+            <wp:docPr id="17" name="图片 17" descr="5343af5421b58753a9504e46c1901eba"/>
+            <wp:cNvGraphicFramePr>
+              <a:graphicFrameLocks xmlns:a="http://schemas.openxmlformats.org/drawingml/2006/main" noChangeAspect="1"/>
+            </wp:cNvGraphicFramePr>
+            <a:graphic xmlns:a="http://schemas.openxmlformats.org/drawingml/2006/main">
+              <a:graphicData uri="http://schemas.openxmlformats.org/drawingml/2006/picture">
+                <pic:pic xmlns:pic="http://schemas.openxmlformats.org/drawingml/2006/picture">
+                  <pic:nvPicPr>
+                    <pic:cNvPr id="17" name="图片 17" descr="5343af5421b58753a9504e46c1901eba"/>
+                    <pic:cNvPicPr>
+                      <a:picLocks noChangeAspect="1"/>
+                    </pic:cNvPicPr>
+                  </pic:nvPicPr>
+                  <pic:blipFill>
+                    <a:blip r:embed="rId20"/>
+                    <a:stretch>
+                      <a:fillRect/>
+                    </a:stretch>
+                  </pic:blipFill>
+                  <pic:spPr>
+                    <a:xfrm>
+                      <a:off x="0" y="0"/>
+                      <a:ext cx="5272405" cy="7032625"/>
+                    </a:xfrm>
+                    <a:prstGeom prst="rect">
+                      <a:avLst/>
+                    </a:prstGeom>
+                  </pic:spPr>
+                </pic:pic>
+              </a:graphicData>
+            </a:graphic>
+          </wp:inline>
+        </w:drawing>
+      </w:r>
+      <w:bookmarkStart w:id="0" w:name="_GoBack"/>
+      <w:bookmarkEnd w:id="0"/>
     </w:p>
     <w:sectPr>
       <w:pgSz w:w="11906" w:h="16838"/>
